--- a/arb/docx/46.content.docx
+++ b/arb/docx/46.content.docx
@@ -147,13 +147,6 @@
         <w:rPr>
           <w:lang w:val="ar_AE" w:bidi="ar_AE"/>
         </w:rPr>
-      </w:r>
-      <w:r>
-        <w:rPr>
-          <w:i/>
-          <w:lang w:val="ar_AE" w:bidi="ar_AE"/>
-        </w:rPr>
-        <w:t>١ كورنثوس ١:١, ١ كورنثوس ١: ٣, ١ كورنثوس ١: ٥, ١ كورنثوس ١: ٧, ١ كورنثوس ١: ٨, ١ كورنثوس ١: ١٠, ١ كورنثوس ١: ١١, ١ كورنثوس ١: ١٢, ١ كورنثوس ١: ١٤–١٥, ١ كورنثوس ١: ١٧, ١ كورنثوس ١: ١٨, ١ كورنثوس ١: ١٨ (#٢), ١ كورنثوس ١: ٢٠, ١ كورنثوس ١: ٢١, ١ كورنثوس ١: ٢٦, ١ كورنثوس ١: ٢٧, ١ كورنثوس ١: ٢٨–٢٩, ١ كورنثوس ١: ٣٠, ١ كورنثوس ١: ٣٠ (#٢), ١ كورنثوس ١: ٣١, ١ كورنثوس ٢: ١, ١ كورنثوس ٢:٢, ١ كورنثوس ٢: ٤–٥, ١ كورنثوس ٢: ٧, ١ كورنثوس ٢: ٨, ١ كورنثوس ٢: ١٠, ١ كورنثوس ٢: ١١, ١ كورنثوس ٢: ١٢, ١ كورنثوس ٢: ١٤, ١ كورنثوس ٢: ١٦, ١ كورنثوس ٣:٣, ١ كورنثوس ٣: ٥, ١ كورنثوس ٣: ٧, ١ كورنثوس ٣: ١١, ١ كورنثوس ٣: ١١–١٣, ١ كورنثوس ٣: ١٣, ١ كورنثوس ٣: ١٤, ١ كورنثوس ٣: ١٥, ١ كورنثوس ٣: ١٦, ١ كورنثوس ٣: ١٧, ١ كورنثوس ٣: ١٨, ١ كورنثوس ٣: ٢٠, ١ كورنثوس ٣: ٢١–٢٣, ١ كورنثوس ٤: ١, ١ كورنثوس ٤: ٢, ١ كورنثوس ٤:٤, ١ كورنثوس ٤: ٥, ١ كورنثوس ٤: ٦, ١ كورنثوس ٤: ٨, ١ كورنثوس ٤: ١٠, ١ كورنثوس ٤: ١١, ١ كورنثوس ٤: ١٢–١٣, ١ كورنثوس ٤: ١٤, ١ كورنثوس ٤: ١٦, ١ كورنثوس ٤: ١٧, ١ كورنثوس ٤: ١٨, ١ كورنثوس ٤: ٢٠, ١ كورنثوس ٥: ١, ١ كورنثوس ٥: ٢, ١ كورنثوس ٥: ٤–٥, ١ كورنثوس ٥: ٨, ١ كورنثوس ٥: ٨ (#٢), ١ كورنثوس ٥: ٩, ١ كورنثوس ٥: ١٠, ١ كورنثوس ٥: ١١, ١ كورنثوس ٥: ١٢, ١ كورنثوس ٥: ١٣, ١ كورنثوس ٦: ١–٣, ١ كورنثوس ٦: ٢–٣, ١ كورنثوس ٦:٦, ١ كورنثوس ٦: ٧, ١ كورنثوس ٦: ٩–١٠, ١ كورنثوس ٦: ١١, ١ كورنثوس ٦: ١٢, ١ كورنثوس ٦: ١٥, ١ كورنثوس ٦: ١٥ (#٢), ١ كورنثوس ٦: ١٦, ١ كورنثوس ٦: ١٧, ١ كورنثوس ٦: ١٨, ١ كورنثوس ٦: ١٩–٢٠, ١ كورنثوس ٧: ٢, ١ كورنثوس ٧: ٤, ١ كورنثوس ٧: ٥, ١ كورنثوس ٧: ٨, ١ كورنثوس ٧: ٩, ١ كورنثوس ٧: ١٠–١١, ١ كورنثوس ٧: ١٢–١٣, ١ كورنثوس ٧: ١٥, ١ كورنثوس ٧: ١٧, ١ كورنثوس ٧: ١٨, ١ كورنثوس ٧: ٢١–٢٣, ١ كورنثوس ٧: ٢٦, ١ كورنثوس ٧: ٢٧, ١ كورنثوس ٧: ٢٨, ١ كورنثوس ٧: ٣١, ١ كورنثوس ٧: ٣٣–٣٤, ١ كورنثوس ٧: ٣٨, ١ كورنثوس ٧: ٣٩, ١ كورنثوس ٧: ٣٩ (#٢), ١ كورنثوس ٨: ١, ١ كورنثوس ٨: ١ (#٢), ١ كورنثوس ٨: ٤, ١ كورنثوس ٨: ٦, ١ كورنثوس ٨: ٦ (#٢), ١ كورنثوس ٨: ٧, ١ كورنثوس ٨:٨, ١ كورنثوس ٨: ٩, ١ كورنثوس ٨: ١١, ١ كورنثوس ٨: ١١–١٢, ١ كورنثوس ٨: ١٣, ١ كورنثوس ٩ :١–٢, ١ كورنثوس ٩: ٤–٥, ١ كورنثوس ٩: ٧, ١ كورنثوس ٩:٩, ١ كورنثوس ٩: ١٢, ١ كورنثوس ٩: ١٤, ١ كورنثوس ٩: ١٦, ١ كورنثوس ٩: ١٩, ١ كورنثوس ٩: ٢٠, ١ كورنثوس ٩: ٢١, ١ كورنثوس ٩: ٢٣, ١ كورنثوس ٩: ٢٤, ١ كورنثوس ٩: ٢٥, ١ كورنثوس ٩: ٢٧, ١ كورنثوس ١٠: ١–٤, ١ كورنثوس ١٠: ٤, ١ كورنثوس ١٠: ٦, ١ كورنثوس ١٠: ٩–١٠, ١ كورنثوس ١٠: ١١, ١ كورنثوس ١٠: ١٣, ١ كورنثوس ١٠: ١٣ (#٢), ١ كورنثوس ١٠: ١٤, ١ كورنثوس ١٠: ١٦, ١ كورنثوس ١٠: ٢٠, ١ كورنثوس ١٠: ٢٠–٢١, ١ كورنثوس ١٠: ٢٢, ١ كورنثوس ١٠: ٢٤, ١ كورنثوس ١٠: ٢٧, ١ كورنثوس ١٠: ٢٨–٢٩, ١ كورنثوس ١٠: ٣١, ١ كورنثوس ١٠: ٣٢–٣٣, ١ كورنثوس ١١: ١, ١ كورنثوس ١١: ١ (#٢), ١ كورنثوس ١١: ٢, ١ كورنثوس ١١: ٣, ١ كورنثوس ١١: ٣ (#٢), ١ كورنثوس ١١: ٣ (#٣), ١ كورنثوس ١١: ٤, ١ كورنثوس ١١: ٥, ١ كورنثوس ١١: ٧, ١ كورنثوس ١١: ٩, ١ كورنثوس ١١: ١١–١٢, ١ كورنثوس ١١: ١٤–١٥, ١ كورنثوس ١١: ١٩, ١ كورنثوس ١١: ٢١, ١ كورنثوس ١١: ٢٣–٢٤, ١ كورنثوس ١١: ٢٥, ١ كورنثوس ١١: ٢٦, ١ كورنثوس ١١: ٢٧, ١ كورنثوس ١١: ٢٩, ١ كورنثوس ١١: ٣٠, ١ كورنثوس ١١: ٣٣, ١ كورنثوس ١٢: ١, ١ كورنثوس ١٢: ٣, ١ كورنثوس ١٢: ٣ (#٢), ١ كورنثوس ١٢: ٤–٦, ١ كورنثوس ١٢: ٧, ١ كورنثوس ١٢: ٩–١٠, ١ كورنثوس ١٢: ١١, ١ كورنثوس ١٢: ١٣, ١ كورنثوس ١٢: ١٨, ١ كورنثوس ١٢: ٢٢, ١ كورنثوس ١٢: ٢٤, ١ كورنثوس ١٢: ٢٥, ١ كورنثوس ١٢: ٢٨, ١ كورنثوس ١٢: ٣١, ١ كورنثوس ١٢: ٣١ (#٢), ١ كورنثوس ١٣: ١, ١ كورنثوس ١٣: ٢, ١ كورنثوس ١٣: ٣, 1 كورنثوس 13: 5–7, ١ كورنثوس ١٣: ٨, ١ كورنثوس ١٣: ٨–١٠, ١ كورنثوس ١٣: ١١, ١ كورنثوس ١٣:١٣, ١ كورنثوس ١٤: ١, ١ كورنثوس ١٤: ٢, ١ كورنثوس ١٤: ٣–٤, ١ كورنثوس ١٤: ٧–٩, ١ كورنثوس ١٤: ١٢, ١ كورنثوس ١٤: ١٣, ١ كورنثوس ١٤:١٤, ١ كورنثوس ١٤: ١٥, ١ كورنثوس ١٤: ١٩, ١ كورنثوس ١٤: ٢٢, ١ كورنثوس ١٤: ٢٣, ١ كورنثوس ١٤: ٢٤, ١ كورنثوس ١٤: ٢٥, ١ كورنثوس ١٤: ٢٧–٢٨, ١ كورنثوس ١٤: ٢٩–٣٠, ١ كورنثوس ١٤: ٣٤, ١ كورنثوس ١٤: ٣٥, ١ كورنثوس ١٤: ٣٥ (#٢), ١ كورنثوس ١٤: ٣٧, ١ كورنثوس ١٤: ٤٠, ١ كورنثوس ١٥: ١, ١ كورنثوس ١٥: ٢, ١ كورنثوس ١٥: ٣–٥, ١ كورنثوس ١٥: ٥–٨, ١ كورنثوس ١٥: ٩, ١ كورنثوس ١٥: ١٢, ١ كورنثوس ١٥: ١٣–١٤, ١ كورنثوس ١٥: ١٨, ١ كورنثوس ١٥: ١٩, ١ كورنثوس ١٥: ٢٠, ١ كورنثوس ١٥: ٢٢, ١ كورنثوس ١٥: ٢٢–٢٣, ١ كورنثوس ١٥: ٢٤, ١ كورنثوس ١٥: ٢٥, ١ كورنثوس ١٥: ٢٦, ١ كورنثوس ١٥: ٢٧, ١ كورنثوس ١٥: ٢٨, ١ كورنثوس ١٥: ٣٢, ١ كورنثوس ١٥: ٣٤, ١ كورنثوس ١٥: ٣٤ (#٢), ١ كورنثوس ١٥: ٣٥–٣٨, ١ كورنثوس ١٥: ٣٦, ١ كورنثوس ١٥: ٣٧, ١ كورنثوس ١٥: ٣٩, ١ كورنثوس ١٥: ٤٠, ١ كورنثوس ١٥: ٤١, ١ كورنثوس ١٥: ٤٢–٤٤, ١ كورنثوس ١٥: ٤٢–٤٤ (#٢), ١ كورنثوس ١٥: ٤٥, ١ كورنثوس ١٥: ٤٥ (#٢), ١ كورنثوس ١٥: ٤٧, ١ كورنثوس ١٥: ٤٩, ١ كورنثوس ١٥: ٥٠, ١ كورنثوس ١٥: ٥١, ١ كورنثوس ١٥: ٥٢, ١ كورنثوس ١٥: ٥٤, ١ كورنثوس ١٥: ٥٦, ١ كورنثوس ١٥: ٥٧, ١ كورنثوس ١٥: ٥٨, ١ كورنثوس ١٦: ١, ١ كورنثوس ١٦: ٢, ١ كورنثوس ١٦: ٣, ١ كورنثوس ١٦: ٥, ١ كورنثوس ١٦: ٧, ١ كورنثوس ١٦: ٨–٩, ١ كورنثوس ١٦: ١٠, ١ كورنثوس ١٦: ١٠–١١, ١ كورنثوس ١٦: ١٢, ١ كورنثوس ١٦: ١٥, ١ كورنثوس ١٦:١٦, ١ كورنثوس ١٦: ١٧–١٨, ١ كورنثوس ١٦: ١٩–٢٠, ١ كورنثوس ١٦: ٢٢</w:t>
       </w:r>
       <w:r>
         <w:rPr>

--- a/arb/docx/46.content.docx
+++ b/arb/docx/46.content.docx
@@ -132,21 +132,6 @@
           <w:lang w:val="ar_AE" w:bidi="ar_AE"/>
         </w:rPr>
         <w:t>1CO</w:t>
-      </w:r>
-      <w:r>
-        <w:rPr>
-          <w:lang w:val="ar_AE" w:bidi="ar_AE"/>
-        </w:rPr>
-      </w:r>
-    </w:p>
-    <w:p>
-      <w:pPr>
-        <w:bidi/>
-      </w:pPr>
-      <w:r>
-        <w:rPr>
-          <w:lang w:val="ar_AE" w:bidi="ar_AE"/>
-        </w:rPr>
       </w:r>
       <w:r>
         <w:rPr>

--- a/arb/docx/46.content.docx
+++ b/arb/docx/46.content.docx
@@ -22,7 +22,7 @@
         <w:rPr>
           <w:lang w:val="ar_AE" w:bidi="ar_AE"/>
         </w:rPr>
-        <w:t>Resource: أسئلة الترجمة (unfoldingWord)</w:t>
+        <w:t>Resource: unfoldingWord® Translation Questions</w:t>
       </w:r>
       <w:r>
         <w:rPr>
@@ -91,7 +91,7 @@
         <w:rPr>
           <w:lang w:val="ar_AE" w:bidi="ar_AE"/>
         </w:rPr>
-        <w:t>أسئلة الترجمة (unfoldingWord)</w:t>
+        <w:t>unfoldingWord® Translation Questions</w:t>
       </w:r>
     </w:p>
     <w:p>
